--- a/03_Outputs/final scripts/ru/Module 4/4.5.0-ru.docx
+++ b/03_Outputs/final scripts/ru/Module 4/4.5.0-ru.docx
@@ -4,17 +4,17 @@
   <w:body>
     <w:p>
       <w:r>
-        <w:t xml:space="preserve">Добро пожаловать в Глава 5: Вопросы поперечного сечения в финансировании устойчивой энергетики.  </w:t>
+        <w:t xml:space="preserve">Добро пожаловать в Главу 5: Вопросы поперечного сечения в финансировании устойчивой энергетики.  </w:t>
       </w:r>
     </w:p>
     <w:p>
       <w:r>
-        <w:t xml:space="preserve">В этой главе мы рассмотрим две темы, формирующие каждую часть устойчивого энергетического финансирования: стратегические партнерства и инклюзивные, справедливые подходы к инвестициям, включая гендерные аспекты.  </w:t>
+        <w:t xml:space="preserve">В этой главе мы рассмотрим две темы, формирующие каждую часть финансирования устойчивой энергетики: стратегические партнерства и инклюзивные, справедливые подходы к инвестициям, включая гендерные аспекты.  </w:t>
       </w:r>
     </w:p>
     <w:p>
       <w:r>
-        <w:t xml:space="preserve">Сначала партнерства. Они — движущая сила, которая мобилизует инвестиции.  </w:t>
+        <w:t xml:space="preserve">Первое — партнерства. Они являются двигателем, который мобилизует инвестиции.  </w:t>
       </w:r>
     </w:p>
     <w:p>
@@ -59,7 +59,7 @@
     </w:p>
     <w:p>
       <w:r>
-        <w:t xml:space="preserve">Короче говоря, партнерства и инклюзивные подходы — это не побочные вопросы. Они лежат в основе справедливого энергетического перехода и являются ключевыми для продвижения устойчивого энергетического финансирования.  </w:t>
+        <w:t xml:space="preserve">Короче говоря, партнерства и инклюзивные подходы — это не побочные вопросы. Они лежат в основе справедливого энергетического перехода и являются ключевыми для продвижения финансирования устойчивой энергетики.  </w:t>
       </w:r>
     </w:p>
     <w:p>

--- a/03_Outputs/final scripts/ru/Module 4/4.5.0-ru.docx
+++ b/03_Outputs/final scripts/ru/Module 4/4.5.0-ru.docx
@@ -14,7 +14,7 @@
     </w:p>
     <w:p>
       <w:r>
-        <w:t xml:space="preserve">Первое — партнерства. Они являются двигателем, который мобилизует инвестиции.  </w:t>
+        <w:t xml:space="preserve">Сначала партнерства. Они — двигатель, который мобилизует инвестиции.  </w:t>
       </w:r>
     </w:p>
     <w:p>
